--- a/results/Table_S3_Underweight_Multilevel.docx
+++ b/results/Table_S3_Underweight_Multilevel.docx
@@ -6511,31 +6511,7 @@
             <w:vAlign w:val="center"/>
           </w:tcPr>
           <w:p>
-            <w:pPr>
-              <w:pBdr>
-                <w:top w:val="none" w:sz="0" w:space="0" w:color="000000"/>
-                <w:left w:val="none" w:sz="0" w:space="0" w:color="000000"/>
-                <w:bottom w:val="none" w:sz="0" w:space="0" w:color="000000"/>
-                <w:right w:val="none" w:sz="0" w:space="0" w:color="000000"/>
-              </w:pBdr>
-              <w:spacing w:before="100" w:after="100"/>
-              <w:ind w:left="100" w:right="100"/>
-              <w:rPr>
-                <w:rFonts w:ascii="Arial" w:eastAsia="Arial" w:hAnsi="Arial" w:cs="Arial"/>
-                <w:color w:val="000000"/>
-                <w:sz w:val="22"/>
-                <w:szCs w:val="22"/>
-              </w:rPr>
-            </w:pPr>
-            <w:r>
-              <w:rPr>
-                <w:rFonts w:ascii="Arial" w:eastAsia="Arial" w:hAnsi="Arial" w:cs="Arial"/>
-                <w:color w:val="000000"/>
-                <w:sz w:val="22"/>
-                <w:szCs w:val="22"/>
-              </w:rPr>
-              <w:t>1.00</w:t>
-            </w:r>
+            <w:r/>
           </w:p>
         </w:tc>
         <w:tc>
@@ -7198,31 +7174,7 @@
             <w:vAlign w:val="center"/>
           </w:tcPr>
           <w:p>
-            <w:pPr>
-              <w:pBdr>
-                <w:top w:val="none" w:sz="0" w:space="0" w:color="000000"/>
-                <w:left w:val="none" w:sz="0" w:space="0" w:color="000000"/>
-                <w:bottom w:val="none" w:sz="0" w:space="0" w:color="000000"/>
-                <w:right w:val="none" w:sz="0" w:space="0" w:color="000000"/>
-              </w:pBdr>
-              <w:spacing w:before="100" w:after="100"/>
-              <w:ind w:left="100" w:right="100"/>
-              <w:rPr>
-                <w:rFonts w:ascii="Arial" w:eastAsia="Arial" w:hAnsi="Arial" w:cs="Arial"/>
-                <w:color w:val="000000"/>
-                <w:sz w:val="22"/>
-                <w:szCs w:val="22"/>
-              </w:rPr>
-            </w:pPr>
-            <w:r>
-              <w:rPr>
-                <w:rFonts w:ascii="Arial" w:eastAsia="Arial" w:hAnsi="Arial" w:cs="Arial"/>
-                <w:color w:val="000000"/>
-                <w:sz w:val="22"/>
-                <w:szCs w:val="22"/>
-              </w:rPr>
-              <w:t>1.00</w:t>
-            </w:r>
+            <w:r/>
           </w:p>
         </w:tc>
         <w:tc>
@@ -7659,31 +7611,7 @@
             <w:vAlign w:val="center"/>
           </w:tcPr>
           <w:p>
-            <w:pPr>
-              <w:pBdr>
-                <w:top w:val="none" w:sz="0" w:space="0" w:color="000000"/>
-                <w:left w:val="none" w:sz="0" w:space="0" w:color="000000"/>
-                <w:bottom w:val="none" w:sz="0" w:space="0" w:color="000000"/>
-                <w:right w:val="none" w:sz="0" w:space="0" w:color="000000"/>
-              </w:pBdr>
-              <w:spacing w:before="100" w:after="100"/>
-              <w:ind w:left="100" w:right="100"/>
-              <w:rPr>
-                <w:rFonts w:ascii="Arial" w:eastAsia="Arial" w:hAnsi="Arial" w:cs="Arial"/>
-                <w:color w:val="000000"/>
-                <w:sz w:val="22"/>
-                <w:szCs w:val="22"/>
-              </w:rPr>
-            </w:pPr>
-            <w:r>
-              <w:rPr>
-                <w:rFonts w:ascii="Arial" w:eastAsia="Arial" w:hAnsi="Arial" w:cs="Arial"/>
-                <w:color w:val="000000"/>
-                <w:sz w:val="22"/>
-                <w:szCs w:val="22"/>
-              </w:rPr>
-              <w:t>1.00</w:t>
-            </w:r>
+            <w:r/>
           </w:p>
         </w:tc>
         <w:tc>
@@ -8120,31 +8048,7 @@
             <w:vAlign w:val="center"/>
           </w:tcPr>
           <w:p>
-            <w:pPr>
-              <w:pBdr>
-                <w:top w:val="none" w:sz="0" w:space="0" w:color="000000"/>
-                <w:left w:val="none" w:sz="0" w:space="0" w:color="000000"/>
-                <w:bottom w:val="none" w:sz="0" w:space="0" w:color="000000"/>
-                <w:right w:val="none" w:sz="0" w:space="0" w:color="000000"/>
-              </w:pBdr>
-              <w:spacing w:before="100" w:after="100"/>
-              <w:ind w:left="100" w:right="100"/>
-              <w:rPr>
-                <w:rFonts w:ascii="Arial" w:eastAsia="Arial" w:hAnsi="Arial" w:cs="Arial"/>
-                <w:color w:val="000000"/>
-                <w:sz w:val="22"/>
-                <w:szCs w:val="22"/>
-              </w:rPr>
-            </w:pPr>
-            <w:r>
-              <w:rPr>
-                <w:rFonts w:ascii="Arial" w:eastAsia="Arial" w:hAnsi="Arial" w:cs="Arial"/>
-                <w:color w:val="000000"/>
-                <w:sz w:val="22"/>
-                <w:szCs w:val="22"/>
-              </w:rPr>
-              <w:t>1.00</w:t>
-            </w:r>
+            <w:r/>
           </w:p>
         </w:tc>
         <w:tc>
@@ -8581,31 +8485,7 @@
             <w:vAlign w:val="center"/>
           </w:tcPr>
           <w:p>
-            <w:pPr>
-              <w:pBdr>
-                <w:top w:val="none" w:sz="0" w:space="0" w:color="000000"/>
-                <w:left w:val="none" w:sz="0" w:space="0" w:color="000000"/>
-                <w:bottom w:val="none" w:sz="0" w:space="0" w:color="000000"/>
-                <w:right w:val="none" w:sz="0" w:space="0" w:color="000000"/>
-              </w:pBdr>
-              <w:spacing w:before="100" w:after="100"/>
-              <w:ind w:left="100" w:right="100"/>
-              <w:rPr>
-                <w:rFonts w:ascii="Arial" w:eastAsia="Arial" w:hAnsi="Arial" w:cs="Arial"/>
-                <w:color w:val="000000"/>
-                <w:sz w:val="22"/>
-                <w:szCs w:val="22"/>
-              </w:rPr>
-            </w:pPr>
-            <w:r>
-              <w:rPr>
-                <w:rFonts w:ascii="Arial" w:eastAsia="Arial" w:hAnsi="Arial" w:cs="Arial"/>
-                <w:color w:val="000000"/>
-                <w:sz w:val="22"/>
-                <w:szCs w:val="22"/>
-              </w:rPr>
-              <w:t>1.00</w:t>
-            </w:r>
+            <w:r/>
           </w:p>
         </w:tc>
         <w:tc>
@@ -9042,31 +8922,7 @@
             <w:vAlign w:val="center"/>
           </w:tcPr>
           <w:p>
-            <w:pPr>
-              <w:pBdr>
-                <w:top w:val="none" w:sz="0" w:space="0" w:color="000000"/>
-                <w:left w:val="none" w:sz="0" w:space="0" w:color="000000"/>
-                <w:bottom w:val="none" w:sz="0" w:space="0" w:color="000000"/>
-                <w:right w:val="none" w:sz="0" w:space="0" w:color="000000"/>
-              </w:pBdr>
-              <w:spacing w:before="100" w:after="100"/>
-              <w:ind w:left="100" w:right="100"/>
-              <w:rPr>
-                <w:rFonts w:ascii="Arial" w:eastAsia="Arial" w:hAnsi="Arial" w:cs="Arial"/>
-                <w:color w:val="000000"/>
-                <w:sz w:val="22"/>
-                <w:szCs w:val="22"/>
-              </w:rPr>
-            </w:pPr>
-            <w:r>
-              <w:rPr>
-                <w:rFonts w:ascii="Arial" w:eastAsia="Arial" w:hAnsi="Arial" w:cs="Arial"/>
-                <w:color w:val="000000"/>
-                <w:sz w:val="22"/>
-                <w:szCs w:val="22"/>
-              </w:rPr>
-              <w:t>1.00</w:t>
-            </w:r>
+            <w:r/>
           </w:p>
         </w:tc>
         <w:tc>
@@ -9503,31 +9359,7 @@
             <w:vAlign w:val="center"/>
           </w:tcPr>
           <w:p>
-            <w:pPr>
-              <w:pBdr>
-                <w:top w:val="none" w:sz="0" w:space="0" w:color="000000"/>
-                <w:left w:val="none" w:sz="0" w:space="0" w:color="000000"/>
-                <w:bottom w:val="none" w:sz="0" w:space="0" w:color="000000"/>
-                <w:right w:val="none" w:sz="0" w:space="0" w:color="000000"/>
-              </w:pBdr>
-              <w:spacing w:before="100" w:after="100"/>
-              <w:ind w:left="100" w:right="100"/>
-              <w:rPr>
-                <w:rFonts w:ascii="Arial" w:eastAsia="Arial" w:hAnsi="Arial" w:cs="Arial"/>
-                <w:color w:val="000000"/>
-                <w:sz w:val="22"/>
-                <w:szCs w:val="22"/>
-              </w:rPr>
-            </w:pPr>
-            <w:r>
-              <w:rPr>
-                <w:rFonts w:ascii="Arial" w:eastAsia="Arial" w:hAnsi="Arial" w:cs="Arial"/>
-                <w:color w:val="000000"/>
-                <w:sz w:val="22"/>
-                <w:szCs w:val="22"/>
-              </w:rPr>
-              <w:t>1.00</w:t>
-            </w:r>
+            <w:r/>
           </w:p>
         </w:tc>
         <w:tc>
@@ -9964,31 +9796,7 @@
             <w:vAlign w:val="center"/>
           </w:tcPr>
           <w:p>
-            <w:pPr>
-              <w:pBdr>
-                <w:top w:val="none" w:sz="0" w:space="0" w:color="000000"/>
-                <w:left w:val="none" w:sz="0" w:space="0" w:color="000000"/>
-                <w:bottom w:val="none" w:sz="0" w:space="0" w:color="000000"/>
-                <w:right w:val="none" w:sz="0" w:space="0" w:color="000000"/>
-              </w:pBdr>
-              <w:spacing w:before="100" w:after="100"/>
-              <w:ind w:left="100" w:right="100"/>
-              <w:rPr>
-                <w:rFonts w:ascii="Arial" w:eastAsia="Arial" w:hAnsi="Arial" w:cs="Arial"/>
-                <w:color w:val="000000"/>
-                <w:sz w:val="22"/>
-                <w:szCs w:val="22"/>
-              </w:rPr>
-            </w:pPr>
-            <w:r>
-              <w:rPr>
-                <w:rFonts w:ascii="Arial" w:eastAsia="Arial" w:hAnsi="Arial" w:cs="Arial"/>
-                <w:color w:val="000000"/>
-                <w:sz w:val="22"/>
-                <w:szCs w:val="22"/>
-              </w:rPr>
-              <w:t>1.00</w:t>
-            </w:r>
+            <w:r/>
           </w:p>
         </w:tc>
         <w:tc>
@@ -10425,77 +10233,29 @@
             <w:vAlign w:val="center"/>
           </w:tcPr>
           <w:p>
-            <w:pPr>
-              <w:pBdr>
-                <w:top w:val="none" w:sz="0" w:space="0" w:color="000000"/>
-                <w:left w:val="none" w:sz="0" w:space="0" w:color="000000"/>
-                <w:bottom w:val="none" w:sz="0" w:space="0" w:color="000000"/>
-                <w:right w:val="none" w:sz="0" w:space="0" w:color="000000"/>
-              </w:pBdr>
-              <w:spacing w:before="100" w:after="100"/>
-              <w:ind w:left="100" w:right="100"/>
-              <w:rPr>
-                <w:rFonts w:ascii="Arial" w:eastAsia="Arial" w:hAnsi="Arial" w:cs="Arial"/>
-                <w:color w:val="000000"/>
-                <w:sz w:val="22"/>
-                <w:szCs w:val="22"/>
-              </w:rPr>
-            </w:pPr>
-            <w:r>
-              <w:rPr>
-                <w:rFonts w:ascii="Arial" w:eastAsia="Arial" w:hAnsi="Arial" w:cs="Arial"/>
-                <w:color w:val="000000"/>
-                <w:sz w:val="22"/>
-                <w:szCs w:val="22"/>
-              </w:rPr>
-              <w:t>1.00</w:t>
-            </w:r>
-          </w:p>
-        </w:tc>
-        <w:tc>
-          <w:tcPr>
-            <w:tcW w:w="2233" w:type="dxa"/>
-            <w:tcBorders>
-              <w:top w:val="none" w:sz="0" w:space="0" w:color="000000"/>
-              <w:left w:val="none" w:sz="0" w:space="0" w:color="000000"/>
-              <w:bottom w:val="none" w:sz="0" w:space="0" w:color="000000"/>
-              <w:right w:val="none" w:sz="0" w:space="0" w:color="000000"/>
-            </w:tcBorders>
-            <w:shd w:val="clear" w:color="auto" w:fill="FFFFFF"/>
-            <w:tcMar>
-              <w:top w:w="0" w:type="dxa"/>
-              <w:left w:w="0" w:type="dxa"/>
-              <w:bottom w:w="0" w:type="dxa"/>
-              <w:right w:w="0" w:type="dxa"/>
-            </w:tcMar>
-            <w:vAlign w:val="center"/>
-          </w:tcPr>
-          <w:p>
-            <w:pPr>
-              <w:pBdr>
-                <w:top w:val="none" w:sz="0" w:space="0" w:color="000000"/>
-                <w:left w:val="none" w:sz="0" w:space="0" w:color="000000"/>
-                <w:bottom w:val="none" w:sz="0" w:space="0" w:color="000000"/>
-                <w:right w:val="none" w:sz="0" w:space="0" w:color="000000"/>
-              </w:pBdr>
-              <w:spacing w:before="100" w:after="100"/>
-              <w:ind w:left="100" w:right="100"/>
-              <w:rPr>
-                <w:rFonts w:ascii="Arial" w:eastAsia="Arial" w:hAnsi="Arial" w:cs="Arial"/>
-                <w:color w:val="000000"/>
-                <w:sz w:val="22"/>
-                <w:szCs w:val="22"/>
-              </w:rPr>
-            </w:pPr>
-            <w:r>
-              <w:rPr>
-                <w:rFonts w:ascii="Arial" w:eastAsia="Arial" w:hAnsi="Arial" w:cs="Arial"/>
-                <w:color w:val="000000"/>
-                <w:sz w:val="22"/>
-                <w:szCs w:val="22"/>
-              </w:rPr>
-              <w:t>1.00</w:t>
-            </w:r>
+            <w:r/>
+          </w:p>
+        </w:tc>
+        <w:tc>
+          <w:tcPr>
+            <w:tcW w:w="2233" w:type="dxa"/>
+            <w:tcBorders>
+              <w:top w:val="none" w:sz="0" w:space="0" w:color="000000"/>
+              <w:left w:val="none" w:sz="0" w:space="0" w:color="000000"/>
+              <w:bottom w:val="none" w:sz="0" w:space="0" w:color="000000"/>
+              <w:right w:val="none" w:sz="0" w:space="0" w:color="000000"/>
+            </w:tcBorders>
+            <w:shd w:val="clear" w:color="auto" w:fill="FFFFFF"/>
+            <w:tcMar>
+              <w:top w:w="0" w:type="dxa"/>
+              <w:left w:w="0" w:type="dxa"/>
+              <w:bottom w:w="0" w:type="dxa"/>
+              <w:right w:w="0" w:type="dxa"/>
+            </w:tcMar>
+            <w:vAlign w:val="center"/>
+          </w:tcPr>
+          <w:p>
+            <w:r/>
           </w:p>
         </w:tc>
         <w:tc>
@@ -12179,77 +11939,29 @@
             <w:vAlign w:val="center"/>
           </w:tcPr>
           <w:p>
-            <w:pPr>
-              <w:pBdr>
-                <w:top w:val="none" w:sz="0" w:space="0" w:color="000000"/>
-                <w:left w:val="none" w:sz="0" w:space="0" w:color="000000"/>
-                <w:bottom w:val="none" w:sz="0" w:space="0" w:color="000000"/>
-                <w:right w:val="none" w:sz="0" w:space="0" w:color="000000"/>
-              </w:pBdr>
-              <w:spacing w:before="100" w:after="100"/>
-              <w:ind w:left="100" w:right="100"/>
-              <w:rPr>
-                <w:rFonts w:ascii="Arial" w:eastAsia="Arial" w:hAnsi="Arial" w:cs="Arial"/>
-                <w:color w:val="000000"/>
-                <w:sz w:val="22"/>
-                <w:szCs w:val="22"/>
-              </w:rPr>
-            </w:pPr>
-            <w:r>
-              <w:rPr>
-                <w:rFonts w:ascii="Arial" w:eastAsia="Arial" w:hAnsi="Arial" w:cs="Arial"/>
-                <w:color w:val="000000"/>
-                <w:sz w:val="22"/>
-                <w:szCs w:val="22"/>
-              </w:rPr>
-              <w:t>1.00</w:t>
-            </w:r>
-          </w:p>
-        </w:tc>
-        <w:tc>
-          <w:tcPr>
-            <w:tcW w:w="2233" w:type="dxa"/>
-            <w:tcBorders>
-              <w:top w:val="none" w:sz="0" w:space="0" w:color="000000"/>
-              <w:left w:val="none" w:sz="0" w:space="0" w:color="000000"/>
-              <w:bottom w:val="none" w:sz="0" w:space="0" w:color="000000"/>
-              <w:right w:val="none" w:sz="0" w:space="0" w:color="000000"/>
-            </w:tcBorders>
-            <w:shd w:val="clear" w:color="auto" w:fill="FFFFFF"/>
-            <w:tcMar>
-              <w:top w:w="0" w:type="dxa"/>
-              <w:left w:w="0" w:type="dxa"/>
-              <w:bottom w:w="0" w:type="dxa"/>
-              <w:right w:w="0" w:type="dxa"/>
-            </w:tcMar>
-            <w:vAlign w:val="center"/>
-          </w:tcPr>
-          <w:p>
-            <w:pPr>
-              <w:pBdr>
-                <w:top w:val="none" w:sz="0" w:space="0" w:color="000000"/>
-                <w:left w:val="none" w:sz="0" w:space="0" w:color="000000"/>
-                <w:bottom w:val="none" w:sz="0" w:space="0" w:color="000000"/>
-                <w:right w:val="none" w:sz="0" w:space="0" w:color="000000"/>
-              </w:pBdr>
-              <w:spacing w:before="100" w:after="100"/>
-              <w:ind w:left="100" w:right="100"/>
-              <w:rPr>
-                <w:rFonts w:ascii="Arial" w:eastAsia="Arial" w:hAnsi="Arial" w:cs="Arial"/>
-                <w:color w:val="000000"/>
-                <w:sz w:val="22"/>
-                <w:szCs w:val="22"/>
-              </w:rPr>
-            </w:pPr>
-            <w:r>
-              <w:rPr>
-                <w:rFonts w:ascii="Arial" w:eastAsia="Arial" w:hAnsi="Arial" w:cs="Arial"/>
-                <w:color w:val="000000"/>
-                <w:sz w:val="22"/>
-                <w:szCs w:val="22"/>
-              </w:rPr>
-              <w:t>1.00</w:t>
-            </w:r>
+            <w:r/>
+          </w:p>
+        </w:tc>
+        <w:tc>
+          <w:tcPr>
+            <w:tcW w:w="2233" w:type="dxa"/>
+            <w:tcBorders>
+              <w:top w:val="none" w:sz="0" w:space="0" w:color="000000"/>
+              <w:left w:val="none" w:sz="0" w:space="0" w:color="000000"/>
+              <w:bottom w:val="none" w:sz="0" w:space="0" w:color="000000"/>
+              <w:right w:val="none" w:sz="0" w:space="0" w:color="000000"/>
+            </w:tcBorders>
+            <w:shd w:val="clear" w:color="auto" w:fill="FFFFFF"/>
+            <w:tcMar>
+              <w:top w:w="0" w:type="dxa"/>
+              <w:left w:w="0" w:type="dxa"/>
+              <w:bottom w:w="0" w:type="dxa"/>
+              <w:right w:w="0" w:type="dxa"/>
+            </w:tcMar>
+            <w:vAlign w:val="center"/>
+          </w:tcPr>
+          <w:p>
+            <w:r/>
           </w:p>
         </w:tc>
         <w:tc>
